--- a/handoff/DeviceCluster-QuickReference.docx
+++ b/handoff/DeviceCluster-QuickReference.docx
@@ -310,7 +310,7 @@
           <w:rFonts w:ascii="Consolas" w:hAnsi="Consolas"/>
           <w:sz w:val="16"/>
         </w:rPr>
-        <w:t>var client    = new PythonClient(pythonExePath);</w:t>
+        <w:t>IPredictionClient client = new HttpPredictionClient(mlServiceUrl);</w:t>
       </w:r>
     </w:p>
     <w:p>
@@ -395,34 +395,6 @@
           <w:sz w:val="16"/>
         </w:rPr>
         <w:t xml:space="preserve">    "dbo.PatternCluster",     // quota table</w:t>
-      </w:r>
-    </w:p>
-    <w:p>
-      <w:pPr>
-        <w:spacing w:after="0" w:before="0" w:line="240" w:lineRule="auto"/>
-        <w:ind w:left="144"/>
-        <w:shd w:val="clear" w:color="auto" w:fill="F2F2F2"/>
-      </w:pPr>
-      <w:r>
-        <w:rPr>
-          <w:rFonts w:ascii="Consolas" w:hAnsi="Consolas"/>
-          <w:sz w:val="16"/>
-        </w:rPr>
-        <w:t xml:space="preserve">    @"...\predict_equipment.py",</w:t>
-      </w:r>
-    </w:p>
-    <w:p>
-      <w:pPr>
-        <w:spacing w:after="0" w:before="0" w:line="240" w:lineRule="auto"/>
-        <w:ind w:left="144"/>
-        <w:shd w:val="clear" w:color="auto" w:fill="F2F2F2"/>
-      </w:pPr>
-      <w:r>
-        <w:rPr>
-          <w:rFonts w:ascii="Consolas" w:hAnsi="Consolas"/>
-          <w:sz w:val="16"/>
-        </w:rPr>
-        <w:t xml:space="preserve">    @"...\predict_sectioncluster.py",</w:t>
       </w:r>
     </w:p>
     <w:p>
@@ -1541,7 +1513,7 @@
                 <w:color w:val="9C2D2D"/>
                 <w:sz w:val="15"/>
               </w:rPr>
-              <w:t>PythonClient</w:t>
+              <w:t>IPredictionClient</w:t>
             </w:r>
           </w:p>
         </w:tc>
